--- a/web-app/files/docx_templates/APUPZ2ACB1.00013-02-15 - Aneks do Umowy o przyjm po 2013 r (wprow Cashback)_TEMPLATE.docx
+++ b/web-app/files/docx_templates/APUPZ2ACB1.00013-02-15 - Aneks do Umowy o przyjm po 2013 r (wprow Cashback)_TEMPLATE.docx
@@ -41,7 +41,7 @@
           <w:szCs w:val="20"/>
           <w:lang w:val="pl-PL"/>
         </w:rPr>
-        <w:instrText xml:space="preserve"> MERGEFIELD $d.DataPodpisaniaAneksu \* MERGEFORMAT </w:instrText>
+        <w:instrText xml:space="preserve"> MERGEFIELD  $d.dataPodpisaniaAneksuPOZ  \* MERGEFORMAT </w:instrText>
       </w:r>
       <w:r>
         <w:rPr>
@@ -62,7 +62,7 @@
           <w:szCs w:val="20"/>
           <w:lang w:val="pl-PL"/>
         </w:rPr>
-        <w:t>«$d.DataPodpisaniaAneksu»</w:t>
+        <w:t>«$d.dataPodpisaniaAneksuPOZ»</w:t>
       </w:r>
       <w:r>
         <w:rPr>
@@ -74,6 +74,8 @@
         </w:rPr>
         <w:fldChar w:fldCharType="end"/>
       </w:r>
+      <w:bookmarkStart w:id="0" w:name="_GoBack"/>
+      <w:bookmarkEnd w:id="0"/>
     </w:p>
     <w:p>
       <w:pPr>
@@ -1741,7 +1743,7 @@
         </w:rPr>
         <w:t xml:space="preserve">6.2  </w:t>
       </w:r>
-      <w:bookmarkStart w:id="0" w:name="_Ref52269462"/>
+      <w:bookmarkStart w:id="1" w:name="_Ref52269462"/>
       <w:r>
         <w:rPr>
           <w:rFonts w:ascii="Arial" w:hAnsi="Arial" w:cs="Arial"/>
@@ -1751,7 +1753,7 @@
         </w:rPr>
         <w:t>Z centrum automatycznej autoryzacji eService można otrzymać jedną z czterech odpowiedzi:</w:t>
       </w:r>
-      <w:bookmarkEnd w:id="0"/>
+      <w:bookmarkEnd w:id="1"/>
     </w:p>
     <w:p>
       <w:pPr>
@@ -2242,7 +2244,7 @@
           <w:szCs w:val="16"/>
         </w:rPr>
       </w:pPr>
-      <w:bookmarkStart w:id="1" w:name="_Ref52269326"/>
+      <w:bookmarkStart w:id="2" w:name="_Ref52269326"/>
       <w:r>
         <w:rPr>
           <w:rFonts w:cs="Arial"/>
@@ -2252,7 +2254,7 @@
         </w:rPr>
         <w:t>żądanie zatrzymania karty płatniczej oznacza, że bank wydawca karty płatniczej po sprawdzeniu w swojej bazie danych wydaje dyspozycję zatrzymania karty płatniczej. Należy wyjaśnić wówczas użytkownikowi karty płatniczej, że bank zażądał zatrzymania karty płatniczej i że to bank, a nie użytkownik jest jej właścicielem. Zatrzymaną kartę płatniczą należy naciąć wzdłuż pomiędzy paskiem magnetycznym a paskiem do podpisu na głębokość od 1/2 do 2/3 długości karty. Nacięcie należy zacząć od tego końca, na którym nie ma hologramu. Przy przecinaniu należy uważać, aby nie uszkodzić paska magnetycznego, paska do podpisu oraz hologramu. Najpóźniej następnego dnia roboczego kartę płatniczą wraz z wypełnionymi i podpisanymi formularzami: PROTOKÓŁ ZATRZYMANIA KARTY i OPIS ZDARZENIA należy odesłać pocztą do eService na adres wskazany na formularzu.</w:t>
       </w:r>
-      <w:bookmarkEnd w:id="1"/>
+      <w:bookmarkEnd w:id="2"/>
     </w:p>
     <w:p>
       <w:pPr>
@@ -2431,7 +2433,7 @@
         </w:rPr>
         <w:t>ashback,</w:t>
       </w:r>
-      <w:bookmarkStart w:id="2" w:name="_Ref52269375"/>
+      <w:bookmarkStart w:id="3" w:name="_Ref52269375"/>
     </w:p>
     <w:p>
       <w:pPr>
@@ -2457,7 +2459,7 @@
         </w:rPr>
         <w:t>zgoda na realizację transakcji pod warunkiem dokonania pozytywnej weryfikacji tożsamości użytkownika karty płatniczej oznacza, ze należy dokonać pozytywnej weryfikacji użytkownika karty płatniczej w oparciu o jego dowód osobisty lub paszport. Serię i numer dokumentu tożsamości należy wpisać we właściwym miejscu na oryginale wydruku z Terminala POS.</w:t>
       </w:r>
-      <w:bookmarkEnd w:id="2"/>
+      <w:bookmarkEnd w:id="3"/>
     </w:p>
     <w:p>
       <w:pPr>
@@ -3410,8 +3412,6 @@
               </w:rPr>
               <w:t>transakcja– transakcja płatnicza, transakcja zwrotu oraz transakcja cashback</w:t>
             </w:r>
-            <w:bookmarkStart w:id="3" w:name="_GoBack"/>
-            <w:bookmarkEnd w:id="3"/>
           </w:p>
         </w:tc>
       </w:tr>
@@ -5633,7 +5633,7 @@
           <v:imagedata r:id="rId2" o:title=""/>
           <w10:wrap type="topAndBottom"/>
         </v:shape>
-        <o:OLEObject Type="Embed" ProgID="MSPhotoEd.3" ShapeID="_x0000_s2049" DrawAspect="Content" ObjectID="_1436938220" r:id="rId3"/>
+        <o:OLEObject Type="Embed" ProgID="MSPhotoEd.3" ShapeID="_x0000_s2049" DrawAspect="Content" ObjectID="_1437815045" r:id="rId3"/>
       </w:pict>
     </w:r>
   </w:p>
